--- a/Bases de Datos II/Clases/Clase 2 - Administracion de bases de datos/Taller PI - Clase 2 - VetCare.docx
+++ b/Bases de Datos II/Clases/Clase 2 - Administracion de bases de datos/Taller PI - Clase 2 - VetCare.docx
@@ -499,7 +499,238 @@
           <w:color w:val="2B2B2B"/>
           <w:sz w:val="22"/>
         </w:rPr>
-        <w:t xml:space="preserve"> (examlab.lovable.app/app · módulo Talleres) — domingo 23:59 cuando aplique.</w:t>
+        <w:t xml:space="preserve"> (https://examlab.lovable.app/ · módulo Talleres) — domingo 23:59 cuando aplique.</w:t>
+      </w:r>
+    </w:p>
+    <w:p>
+      <w:pPr>
+        <w:spacing w:after="120"/>
+      </w:pPr>
+      <w:r>
+        <w:rPr>
+          <w:rFonts w:ascii="Calibri" w:hAnsi="Calibri" w:eastAsia="Calibri"/>
+          <w:b/>
+          <w:color w:val="095292"/>
+          <w:sz w:val="24"/>
+        </w:rPr>
+        <w:t>9. Que vas a resolver en ExamLab</w:t>
+      </w:r>
+    </w:p>
+    <w:p>
+      <w:pPr>
+        <w:spacing w:after="120"/>
+      </w:pPr>
+      <w:r>
+        <w:rPr>
+          <w:rFonts w:ascii="Calibri" w:hAnsi="Calibri" w:eastAsia="Calibri"/>
+          <w:b w:val="0"/>
+          <w:color w:val="2B2B2B"/>
+          <w:sz w:val="22"/>
+        </w:rPr>
+        <w:t>El estudiante crea y verifica los 4 roles de VetCare con GRANT/REVOKE reales en PostgreSQL, aplica privilegio minimo con vistas y privilegios por columna, y documenta la matriz de permisos y la politica de usuarios.</w:t>
+      </w:r>
+    </w:p>
+    <w:p>
+      <w:pPr>
+        <w:spacing w:after="120"/>
+      </w:pPr>
+      <w:r>
+        <w:rPr>
+          <w:rFonts w:ascii="Calibri" w:hAnsi="Calibri" w:eastAsia="Calibri"/>
+          <w:b w:val="0"/>
+          <w:color w:val="2B2B2B"/>
+          <w:sz w:val="22"/>
+        </w:rPr>
+        <w:t>El taller se resuelve y se entrega en ExamLab (https://examlab.lovable.app/), en el modulo Talleres. Son 5 preguntas y suman 100 puntos. Lo que sigue es lo que vas a encontrar en cada una, para que sepas de antemano en que forma se responde:</w:t>
+      </w:r>
+    </w:p>
+    <w:p>
+      <w:r>
+        <w:rPr>
+          <w:rFonts w:ascii="Calibri" w:hAnsi="Calibri" w:eastAsia="Calibri"/>
+          <w:b/>
+          <w:color w:val="2B2B2B"/>
+          <w:sz w:val="22"/>
+        </w:rPr>
+        <w:t>Pregunta 1 - SQL sobre PostgreSQL real (30 pts):</w:t>
+      </w:r>
+      <w:r>
+        <w:rPr>
+          <w:rFonts w:ascii="Calibri" w:hAnsi="Calibri" w:eastAsia="Calibri"/>
+          <w:b w:val="0"/>
+          <w:color w:val="2B2B2B"/>
+          <w:sz w:val="22"/>
+        </w:rPr>
+        <w:t xml:space="preserve"> Crear los roles de VetCare y otorgar privilegios.</w:t>
+      </w:r>
+    </w:p>
+    <w:p>
+      <w:pPr>
+        <w:pStyle w:val="ListBullet"/>
+        <w:spacing w:after="40"/>
+      </w:pPr>
+      <w:r>
+        <w:rPr>
+          <w:rFonts w:ascii="Calibri" w:hAnsi="Calibri" w:eastAsia="Calibri"/>
+          <w:b w:val="0"/>
+          <w:color w:val="2B2B2B"/>
+          <w:sz w:val="22"/>
+        </w:rPr>
+        <w:t>Editor de SQL con una base PostgreSQL de verdad corriendo en el navegador. El esquema y los datos de partida ya vienen cargados: usted escribe y ejecuta su SQL y se guarda tanto la consulta como lo que devolvio la base.</w:t>
+      </w:r>
+    </w:p>
+    <w:p>
+      <w:r>
+        <w:rPr>
+          <w:rFonts w:ascii="Calibri" w:hAnsi="Calibri" w:eastAsia="Calibri"/>
+          <w:b/>
+          <w:color w:val="2B2B2B"/>
+          <w:sz w:val="22"/>
+        </w:rPr>
+        <w:t>Pregunta 2 - Seleccion multiple (10 pts):</w:t>
+      </w:r>
+      <w:r>
+        <w:rPr>
+          <w:rFonts w:ascii="Calibri" w:hAnsi="Calibri" w:eastAsia="Calibri"/>
+          <w:b w:val="0"/>
+          <w:color w:val="2B2B2B"/>
+          <w:sz w:val="22"/>
+        </w:rPr>
+        <w:t xml:space="preserve"> Privilegio minimo en la matriz de VetCare.</w:t>
+      </w:r>
+    </w:p>
+    <w:p>
+      <w:pPr>
+        <w:pStyle w:val="ListBullet"/>
+        <w:spacing w:after="40"/>
+      </w:pPr>
+      <w:r>
+        <w:rPr>
+          <w:rFonts w:ascii="Calibri" w:hAnsi="Calibri" w:eastAsia="Calibri"/>
+          <w:b w:val="0"/>
+          <w:color w:val="2B2B2B"/>
+          <w:sz w:val="22"/>
+        </w:rPr>
+        <w:t>Varias opciones y mas de una correcta; marque todas las que apliquen.</w:t>
+      </w:r>
+    </w:p>
+    <w:p>
+      <w:r>
+        <w:rPr>
+          <w:rFonts w:ascii="Calibri" w:hAnsi="Calibri" w:eastAsia="Calibri"/>
+          <w:b/>
+          <w:color w:val="2B2B2B"/>
+          <w:sz w:val="22"/>
+        </w:rPr>
+        <w:t>Pregunta 3 - SQL sobre PostgreSQL real (20 pts):</w:t>
+      </w:r>
+      <w:r>
+        <w:rPr>
+          <w:rFonts w:ascii="Calibri" w:hAnsi="Calibri" w:eastAsia="Calibri"/>
+          <w:b w:val="0"/>
+          <w:color w:val="2B2B2B"/>
+          <w:sz w:val="22"/>
+        </w:rPr>
+        <w:t xml:space="preserve"> Reducir la superficie: vista de agenda y privilegios por columna.</w:t>
+      </w:r>
+    </w:p>
+    <w:p>
+      <w:pPr>
+        <w:pStyle w:val="ListBullet"/>
+        <w:spacing w:after="40"/>
+      </w:pPr>
+      <w:r>
+        <w:rPr>
+          <w:rFonts w:ascii="Calibri" w:hAnsi="Calibri" w:eastAsia="Calibri"/>
+          <w:b w:val="0"/>
+          <w:color w:val="2B2B2B"/>
+          <w:sz w:val="22"/>
+        </w:rPr>
+        <w:t>Editor de SQL con una base PostgreSQL de verdad corriendo en el navegador. El esquema y los datos de partida ya vienen cargados: usted escribe y ejecuta su SQL y se guarda tanto la consulta como lo que devolvio la base.</w:t>
+      </w:r>
+    </w:p>
+    <w:p>
+      <w:r>
+        <w:rPr>
+          <w:rFonts w:ascii="Calibri" w:hAnsi="Calibri" w:eastAsia="Calibri"/>
+          <w:b/>
+          <w:color w:val="2B2B2B"/>
+          <w:sz w:val="22"/>
+        </w:rPr>
+        <w:t>Pregunta 4 - Respuesta escrita (25 pts):</w:t>
+      </w:r>
+      <w:r>
+        <w:rPr>
+          <w:rFonts w:ascii="Calibri" w:hAnsi="Calibri" w:eastAsia="Calibri"/>
+          <w:b w:val="0"/>
+          <w:color w:val="2B2B2B"/>
+          <w:sz w:val="22"/>
+        </w:rPr>
+        <w:t xml:space="preserve"> Matriz rol x objeto x privilegio de VetCare.</w:t>
+      </w:r>
+    </w:p>
+    <w:p>
+      <w:pPr>
+        <w:pStyle w:val="ListBullet"/>
+        <w:spacing w:after="40"/>
+      </w:pPr>
+      <w:r>
+        <w:rPr>
+          <w:rFonts w:ascii="Calibri" w:hAnsi="Calibri" w:eastAsia="Calibri"/>
+          <w:b w:val="0"/>
+          <w:color w:val="2B2B2B"/>
+          <w:sz w:val="22"/>
+        </w:rPr>
+        <w:t>Un cuadro de texto. Se escribe directamente en la plataforma; no se sube archivo.</w:t>
+      </w:r>
+    </w:p>
+    <w:p>
+      <w:r>
+        <w:rPr>
+          <w:rFonts w:ascii="Calibri" w:hAnsi="Calibri" w:eastAsia="Calibri"/>
+          <w:b/>
+          <w:color w:val="2B2B2B"/>
+          <w:sz w:val="22"/>
+        </w:rPr>
+        <w:t>Pregunta 5 - Respuesta escrita (15 pts):</w:t>
+      </w:r>
+      <w:r>
+        <w:rPr>
+          <w:rFonts w:ascii="Calibri" w:hAnsi="Calibri" w:eastAsia="Calibri"/>
+          <w:b w:val="0"/>
+          <w:color w:val="2B2B2B"/>
+          <w:sz w:val="22"/>
+        </w:rPr>
+        <w:t xml:space="preserve"> Politica de altas y bajas de usuarios (y limites del entorno).</w:t>
+      </w:r>
+    </w:p>
+    <w:p>
+      <w:pPr>
+        <w:pStyle w:val="ListBullet"/>
+        <w:spacing w:after="40"/>
+      </w:pPr>
+      <w:r>
+        <w:rPr>
+          <w:rFonts w:ascii="Calibri" w:hAnsi="Calibri" w:eastAsia="Calibri"/>
+          <w:b w:val="0"/>
+          <w:color w:val="2B2B2B"/>
+          <w:sz w:val="22"/>
+        </w:rPr>
+        <w:t>Un cuadro de texto. Se escribe directamente en la plataforma; no se sube archivo.</w:t>
+      </w:r>
+    </w:p>
+    <w:p>
+      <w:pPr>
+        <w:spacing w:after="120"/>
+      </w:pPr>
+      <w:r>
+        <w:rPr>
+          <w:rFonts w:ascii="Calibri" w:hAnsi="Calibri" w:eastAsia="Calibri"/>
+          <w:b w:val="0"/>
+          <w:color w:val="2B2B2B"/>
+          <w:sz w:val="22"/>
+        </w:rPr>
+        <w:t>Cada pregunta trae su propio enunciado completo dentro de la plataforma: puedes resolver el taller leyendo solo ExamLab. Este documento sirve para prepararte y para trabajar en equipo antes de responder.</w:t>
       </w:r>
     </w:p>
     <w:sectPr>

--- a/Bases de Datos II/Clases/Clase 2 - Administracion de bases de datos/Taller PI - Clase 2 - VetCare.docx
+++ b/Bases de Datos II/Clases/Clase 2 - Administracion de bases de datos/Taller PI - Clase 2 - VetCare.docx
@@ -730,7 +730,7 @@
           <w:color w:val="2B2B2B"/>
           <w:sz w:val="22"/>
         </w:rPr>
-        <w:t>Cada pregunta trae su propio enunciado completo dentro de la plataforma: puedes resolver el taller leyendo solo ExamLab. Este documento sirve para prepararte y para trabajar en equipo antes de responder.</w:t>
+        <w:t>Cada pregunta trae su propio enunciado completo dentro de la plataforma: puedes resolver el taller leyendo solo ExamLab. Este documento sirve para prepararte y conservar tus respuestas. La actividad es individual; si el docente autoriza trabajo en equipo, la entrega en ExamLab sigue siendo individual.</w:t>
       </w:r>
     </w:p>
     <w:sectPr>

--- a/Bases de Datos II/Clases/Clase 2 - Administracion de bases de datos/Taller PI - Clase 2 - VetCare.docx
+++ b/Bases de Datos II/Clases/Clase 2 - Administracion de bases de datos/Taller PI - Clase 2 - VetCare.docx
@@ -139,7 +139,7 @@
           <w:color w:val="2B2B2B"/>
           <w:sz w:val="22"/>
         </w:rPr>
-        <w:t>Autónoma: documentar matriz aunque el playground no persista usuarios.</w:t>
+        <w:t>Si el playground no persiste usuarios, la matriz igual se documenta: es el entregable.</w:t>
       </w:r>
     </w:p>
     <w:p>

--- a/Bases de Datos II/Clases/Clase 2 - Administracion de bases de datos/Taller PI - Clase 2 - VetCare.docx
+++ b/Bases de Datos II/Clases/Clase 2 - Administracion de bases de datos/Taller PI - Clase 2 - VetCare.docx
@@ -499,7 +499,7 @@
           <w:color w:val="2B2B2B"/>
           <w:sz w:val="22"/>
         </w:rPr>
-        <w:t xml:space="preserve"> (https://examlab.lovable.app/ · módulo Talleres) — domingo 23:59 cuando aplique.</w:t>
+        <w:t xml:space="preserve"> (https://uniaj.examlab.workers.dev/ · módulo Talleres) — domingo 23:59 cuando aplique.</w:t>
       </w:r>
     </w:p>
     <w:p>
@@ -541,7 +541,7 @@
           <w:color w:val="2B2B2B"/>
           <w:sz w:val="22"/>
         </w:rPr>
-        <w:t>El taller se resuelve y se entrega en ExamLab (https://examlab.lovable.app/), en el modulo Talleres. Son 5 preguntas y suman 100 puntos. Lo que sigue es lo que vas a encontrar en cada una, para que sepas de antemano en que forma se responde:</w:t>
+        <w:t>El taller se resuelve y se entrega en ExamLab (https://uniaj.examlab.workers.dev/), en el modulo Talleres. Son 5 preguntas y suman 100 puntos. Lo que sigue es lo que vas a encontrar en cada una, para que sepas de antemano en que forma se responde:</w:t>
       </w:r>
     </w:p>
     <w:p>

--- a/Bases de Datos II/Clases/Clase 2 - Administracion de bases de datos/Taller PI - Clase 2 - VetCare.docx
+++ b/Bases de Datos II/Clases/Clase 2 - Administracion de bases de datos/Taller PI - Clase 2 - VetCare.docx
@@ -56,7 +56,7 @@
           <w:color w:val="2B2B2B"/>
           <w:sz w:val="22"/>
         </w:rPr>
-        <w:t>Herramienta: Oracle Live SQL / DB Fiddle + Google Docs</w:t>
+        <w:t>Herramienta: ExamLab (PostgreSQL) + Google Docs</w:t>
       </w:r>
     </w:p>
     <w:p>
@@ -240,7 +240,7 @@
           <w:color w:val="2B2B2B"/>
           <w:sz w:val="22"/>
         </w:rPr>
-        <w:t>Definir &gt;=4 roles (ADMIN_BD, RECEPCION, VETERINARIO, AUDITOR).</w:t>
+        <w:t>Crear los 4 roles (admin_bd, recepcion, veterinario_rol, auditor) con GRANT/REVOKE que corran.</w:t>
       </w:r>
     </w:p>
     <w:p>
@@ -255,7 +255,7 @@
           <w:color w:val="2B2B2B"/>
           <w:sz w:val="22"/>
         </w:rPr>
-        <w:t>Matriz SELECT/INSERT/UPDATE/DELETE/EXECUTE por objeto clave.</w:t>
+        <w:t>Recortar la superficie: vista v_agenda_recepcion + privilegio por columna sobre dueno.</w:t>
       </w:r>
     </w:p>
     <w:p>
@@ -270,7 +270,7 @@
           <w:color w:val="2B2B2B"/>
           <w:sz w:val="22"/>
         </w:rPr>
-        <w:t>Justificar privilegio minimo (least privilege).</w:t>
+        <w:t>Matriz rol x objeto x privilegio de los 10 objetos, justificando privilegio minimo.</w:t>
       </w:r>
     </w:p>
     <w:p>
@@ -285,7 +285,7 @@
           <w:color w:val="2B2B2B"/>
           <w:sz w:val="22"/>
         </w:rPr>
-        <w:t>Redactar 1 pagina: politica de altas/bajas de usuarios.</w:t>
+        <w:t>Redactar 1 pagina: politica de altas/bajas de usuarios y limite del entorno.</w:t>
       </w:r>
     </w:p>
     <w:p>
@@ -314,7 +314,7 @@
           <w:color w:val="2B2B2B"/>
           <w:sz w:val="22"/>
         </w:rPr>
-        <w:t>Documento Roles_VetCare + script GRANT/REVOKE (o plan equivalente)</w:t>
+        <w:t>Documento Roles_VetCare + script GRANT/REVOKE ejecutado en ExamLab</w:t>
       </w:r>
     </w:p>
     <w:p>

--- a/Bases de Datos II/Clases/Clase 2 - Administracion de bases de datos/Taller PI - Clase 2 - VetCare.docx
+++ b/Bases de Datos II/Clases/Clase 2 - Administracion de bases de datos/Taller PI - Clase 2 - VetCare.docx
@@ -109,7 +109,7 @@
           <w:color w:val="2B2B2B"/>
           <w:sz w:val="22"/>
         </w:rPr>
-        <w:t xml:space="preserve"> roles son evidencia de administración.</w:t>
+        <w:t xml:space="preserve"> la seguridad de VetCare DB es un criterio de la rúbrica, y la evidencia son los roles y su matriz — no una promesa.</w:t>
       </w:r>
     </w:p>
     <w:p>
@@ -124,7 +124,25 @@
           <w:color w:val="2B2B2B"/>
           <w:sz w:val="22"/>
         </w:rPr>
-        <w:t>Least privilege evita que Recepción borre historial.</w:t>
+        <w:t xml:space="preserve">Mínimo privilegio evita que Recepción borre historia clínica: cancelar una cita es un </w:t>
+      </w:r>
+      <w:r>
+        <w:rPr>
+          <w:rFonts w:ascii="Calibri" w:hAnsi="Calibri" w:eastAsia="Calibri"/>
+          <w:b/>
+          <w:color w:val="2B2B2B"/>
+          <w:sz w:val="22"/>
+        </w:rPr>
+        <w:t>UPDATE de estado</w:t>
+      </w:r>
+      <w:r>
+        <w:rPr>
+          <w:rFonts w:ascii="Calibri" w:hAnsi="Calibri" w:eastAsia="Calibri"/>
+          <w:b w:val="0"/>
+          <w:color w:val="2B2B2B"/>
+          <w:sz w:val="22"/>
+        </w:rPr>
+        <w:t>, nunca un DELETE.</w:t>
       </w:r>
     </w:p>
     <w:p>
@@ -139,7 +157,7 @@
           <w:color w:val="2B2B2B"/>
           <w:sz w:val="22"/>
         </w:rPr>
-        <w:t>Si el playground no persiste usuarios, la matriz igual se documenta: es el entregable.</w:t>
+        <w:t>Los «GRANT» de hoy corren de verdad y se auditan con «information_schema»: la matriz que entregas tiene que decir lo mismo que ejecutó el motor.</w:t>
       </w:r>
     </w:p>
     <w:p>
@@ -167,7 +185,7 @@
           <w:color w:val="2B2B2B"/>
           <w:sz w:val="22"/>
         </w:rPr>
-        <w:t>Plan de roles/privilegios VetCare (&gt;=4 roles).</w:t>
+        <w:t>Los 4 roles de VetCare creados y verificados, más la matriz rol x objeto y la política de altas y bajas.</w:t>
       </w:r>
     </w:p>
     <w:p>
@@ -196,7 +214,7 @@
           <w:color w:val="2B2B2B"/>
           <w:sz w:val="22"/>
         </w:rPr>
-        <w:t>Roles: ADMIN_BD, RECEPCION, VETERINARIO, AUDITOR.</w:t>
+        <w:t>Esquema de VetCare ya creado y poblado: 8 tablas, y los dos procedimientos («sp_agendar_cita», «sp_facturar») como objetos de la matriz.</w:t>
       </w:r>
     </w:p>
     <w:p>
@@ -211,7 +229,46 @@
           <w:color w:val="2B2B2B"/>
           <w:sz w:val="22"/>
         </w:rPr>
-        <w:t>Live SQL / Docs.</w:t>
+        <w:t>Roles a crear: «admin_bd» · «recepcion» · «veterinario_rol» · «auditor» (minúsculas; el del veterinario lleva «_rol» porque «veterinario» ya es una tabla).</w:t>
+      </w:r>
+    </w:p>
+    <w:p>
+      <w:pPr>
+        <w:pStyle w:val="ListBullet"/>
+        <w:spacing w:after="40"/>
+      </w:pPr>
+      <w:r>
+        <w:rPr>
+          <w:rFonts w:ascii="Calibri" w:hAnsi="Calibri" w:eastAsia="Calibri"/>
+          <w:b/>
+          <w:color w:val="2B2B2B"/>
+          <w:sz w:val="22"/>
+        </w:rPr>
+        <w:t>Motor:</w:t>
+      </w:r>
+      <w:r>
+        <w:rPr>
+          <w:rFonts w:ascii="Calibri" w:hAnsi="Calibri" w:eastAsia="Calibri"/>
+          <w:b w:val="0"/>
+          <w:color w:val="2B2B2B"/>
+          <w:sz w:val="22"/>
+        </w:rPr>
+        <w:t xml:space="preserve"> PostgreSQL dentro de ExamLab. Los GRANT son reales, y el permiso negado se comprueba con «SET ROLE» en la misma sesión: no hay una segunda conexión.</w:t>
+      </w:r>
+    </w:p>
+    <w:p>
+      <w:pPr>
+        <w:pStyle w:val="ListBullet"/>
+        <w:spacing w:after="40"/>
+      </w:pPr>
+      <w:r>
+        <w:rPr>
+          <w:rFonts w:ascii="Calibri" w:hAnsi="Calibri" w:eastAsia="Calibri"/>
+          <w:b w:val="0"/>
+          <w:color w:val="2B2B2B"/>
+          <w:sz w:val="22"/>
+        </w:rPr>
+        <w:t>La matriz y la política se escriben en Google Docs y se pegan en ExamLab; la plantilla en blanco de las dos está en este documento.</w:t>
       </w:r>
     </w:p>
     <w:p>
@@ -285,7 +342,7 @@
           <w:color w:val="2B2B2B"/>
           <w:sz w:val="22"/>
         </w:rPr>
-        <w:t>Redactar 1 pagina: politica de altas/bajas de usuarios y limite del entorno.</w:t>
+        <w:t>Redactar 1 pagina: politica de altas/bajas de usuarios, con la prueba negativa (SET ROLE) corrida y su mensaje de error.</w:t>
       </w:r>
     </w:p>
     <w:p>
@@ -299,7 +356,844 @@
           <w:color w:val="095292"/>
           <w:sz w:val="24"/>
         </w:rPr>
-        <w:t>5. Entregable</w:t>
+        <w:t>5. Plantilla del entregable (copia esto y llenalo)</w:t>
+      </w:r>
+    </w:p>
+    <w:p>
+      <w:pPr>
+        <w:spacing w:after="120"/>
+      </w:pPr>
+      <w:r>
+        <w:rPr>
+          <w:rFonts w:ascii="Calibri" w:hAnsi="Calibri" w:eastAsia="Calibri"/>
+          <w:b w:val="0"/>
+          <w:color w:val="2B2B2B"/>
+          <w:sz w:val="20"/>
+        </w:rPr>
+        <w:t>Estos son exactamente los campos que califica ExamLab. Copia el bloque tal cual en tu documento, llenalo, y pega cada parte en la pregunta que corresponda.</w:t>
+      </w:r>
+    </w:p>
+    <w:p>
+      <w:pPr>
+        <w:spacing w:after="0"/>
+        <w:shd w:val="clear" w:fill="F2F2F3"/>
+      </w:pPr>
+      <w:r>
+        <w:rPr>
+          <w:rFonts w:ascii="Consolas" w:hAnsi="Consolas" w:eastAsia="Consolas"/>
+          <w:b w:val="0"/>
+          <w:color w:val="2B2B2B"/>
+          <w:sz w:val="18"/>
+        </w:rPr>
+        <w:t>A) MATRIZ ROL x OBJETO x PRIVILEGIO  (pregunta 4)</w:t>
+      </w:r>
+    </w:p>
+    <w:p>
+      <w:pPr>
+        <w:spacing w:after="0"/>
+        <w:shd w:val="clear" w:fill="F2F2F3"/>
+      </w:pPr>
+      <w:r>
+        <w:rPr>
+          <w:rFonts w:ascii="Consolas" w:hAnsi="Consolas" w:eastAsia="Consolas"/>
+          <w:b w:val="0"/>
+          <w:color w:val="2B2B2B"/>
+          <w:sz w:val="18"/>
+        </w:rPr>
+        <w:t xml:space="preserve">   Leyenda de las celdas:  S=SELECT  I=INSERT  U=UPDATE  D=DELETE  E=EXECUTE  -=ninguno</w:t>
+      </w:r>
+    </w:p>
+    <w:p>
+      <w:pPr>
+        <w:spacing w:after="0"/>
+        <w:shd w:val="clear" w:fill="F2F2F3"/>
+      </w:pPr>
+      <w:r>
+        <w:rPr>
+          <w:rFonts w:ascii="Consolas" w:hAnsi="Consolas" w:eastAsia="Consolas"/>
+          <w:b w:val="0"/>
+          <w:color w:val="2B2B2B"/>
+          <w:sz w:val="18"/>
+        </w:rPr>
+        <w:t xml:space="preserve">   Regla: ninguna celda queda vacia, y la matriz tiene que decir lo mismo que</w:t>
+      </w:r>
+    </w:p>
+    <w:p>
+      <w:pPr>
+        <w:spacing w:after="0"/>
+        <w:shd w:val="clear" w:fill="F2F2F3"/>
+      </w:pPr>
+      <w:r>
+        <w:rPr>
+          <w:rFonts w:ascii="Consolas" w:hAnsi="Consolas" w:eastAsia="Consolas"/>
+          <w:b w:val="0"/>
+          <w:color w:val="2B2B2B"/>
+          <w:sz w:val="18"/>
+        </w:rPr>
+        <w:t xml:space="preserve">   los GRANT que ejecutaste en la pregunta 1.</w:t>
+      </w:r>
+    </w:p>
+    <w:p>
+      <w:pPr>
+        <w:spacing w:after="0"/>
+        <w:shd w:val="clear" w:fill="F2F2F3"/>
+      </w:pPr>
+      <w:r>
+        <w:rPr>
+          <w:rFonts w:ascii="Consolas" w:hAnsi="Consolas" w:eastAsia="Consolas"/>
+          <w:b w:val="0"/>
+          <w:color w:val="2B2B2B"/>
+          <w:sz w:val="18"/>
+        </w:rPr>
+        <w:t xml:space="preserve"> </w:t>
+      </w:r>
+    </w:p>
+    <w:p>
+      <w:pPr>
+        <w:spacing w:after="0"/>
+        <w:shd w:val="clear" w:fill="F2F2F3"/>
+      </w:pPr>
+      <w:r>
+        <w:rPr>
+          <w:rFonts w:ascii="Consolas" w:hAnsi="Consolas" w:eastAsia="Consolas"/>
+          <w:b w:val="0"/>
+          <w:color w:val="2B2B2B"/>
+          <w:sz w:val="18"/>
+        </w:rPr>
+        <w:t xml:space="preserve">   | Objeto           | admin_bd | recepcion | veterinario_rol | auditor |</w:t>
+      </w:r>
+    </w:p>
+    <w:p>
+      <w:pPr>
+        <w:spacing w:after="0"/>
+        <w:shd w:val="clear" w:fill="F2F2F3"/>
+      </w:pPr>
+      <w:r>
+        <w:rPr>
+          <w:rFonts w:ascii="Consolas" w:hAnsi="Consolas" w:eastAsia="Consolas"/>
+          <w:b w:val="0"/>
+          <w:color w:val="2B2B2B"/>
+          <w:sz w:val="18"/>
+        </w:rPr>
+        <w:t xml:space="preserve">   |------------------|----------|-----------|-----------------|---------|</w:t>
+      </w:r>
+    </w:p>
+    <w:p>
+      <w:pPr>
+        <w:spacing w:after="0"/>
+        <w:shd w:val="clear" w:fill="F2F2F3"/>
+      </w:pPr>
+      <w:r>
+        <w:rPr>
+          <w:rFonts w:ascii="Consolas" w:hAnsi="Consolas" w:eastAsia="Consolas"/>
+          <w:b w:val="0"/>
+          <w:color w:val="2B2B2B"/>
+          <w:sz w:val="18"/>
+        </w:rPr>
+        <w:t xml:space="preserve">   | dueno            |          |           |                 |         |</w:t>
+      </w:r>
+    </w:p>
+    <w:p>
+      <w:pPr>
+        <w:spacing w:after="0"/>
+        <w:shd w:val="clear" w:fill="F2F2F3"/>
+      </w:pPr>
+      <w:r>
+        <w:rPr>
+          <w:rFonts w:ascii="Consolas" w:hAnsi="Consolas" w:eastAsia="Consolas"/>
+          <w:b w:val="0"/>
+          <w:color w:val="2B2B2B"/>
+          <w:sz w:val="18"/>
+        </w:rPr>
+        <w:t xml:space="preserve">   | mascota          |          |           |                 |         |</w:t>
+      </w:r>
+    </w:p>
+    <w:p>
+      <w:pPr>
+        <w:spacing w:after="0"/>
+        <w:shd w:val="clear" w:fill="F2F2F3"/>
+      </w:pPr>
+      <w:r>
+        <w:rPr>
+          <w:rFonts w:ascii="Consolas" w:hAnsi="Consolas" w:eastAsia="Consolas"/>
+          <w:b w:val="0"/>
+          <w:color w:val="2B2B2B"/>
+          <w:sz w:val="18"/>
+        </w:rPr>
+        <w:t xml:space="preserve">   | veterinario      |          |           |                 |         |</w:t>
+      </w:r>
+    </w:p>
+    <w:p>
+      <w:pPr>
+        <w:spacing w:after="0"/>
+        <w:shd w:val="clear" w:fill="F2F2F3"/>
+      </w:pPr>
+      <w:r>
+        <w:rPr>
+          <w:rFonts w:ascii="Consolas" w:hAnsi="Consolas" w:eastAsia="Consolas"/>
+          <w:b w:val="0"/>
+          <w:color w:val="2B2B2B"/>
+          <w:sz w:val="18"/>
+        </w:rPr>
+        <w:t xml:space="preserve">   | cita             |          |           |                 |         |</w:t>
+      </w:r>
+    </w:p>
+    <w:p>
+      <w:pPr>
+        <w:spacing w:after="0"/>
+        <w:shd w:val="clear" w:fill="F2F2F3"/>
+      </w:pPr>
+      <w:r>
+        <w:rPr>
+          <w:rFonts w:ascii="Consolas" w:hAnsi="Consolas" w:eastAsia="Consolas"/>
+          <w:b w:val="0"/>
+          <w:color w:val="2B2B2B"/>
+          <w:sz w:val="18"/>
+        </w:rPr>
+        <w:t xml:space="preserve">   | consulta         |          |           |                 |         |</w:t>
+      </w:r>
+    </w:p>
+    <w:p>
+      <w:pPr>
+        <w:spacing w:after="0"/>
+        <w:shd w:val="clear" w:fill="F2F2F3"/>
+      </w:pPr>
+      <w:r>
+        <w:rPr>
+          <w:rFonts w:ascii="Consolas" w:hAnsi="Consolas" w:eastAsia="Consolas"/>
+          <w:b w:val="0"/>
+          <w:color w:val="2B2B2B"/>
+          <w:sz w:val="18"/>
+        </w:rPr>
+        <w:t xml:space="preserve">   | insumo           |          |           |                 |         |</w:t>
+      </w:r>
+    </w:p>
+    <w:p>
+      <w:pPr>
+        <w:spacing w:after="0"/>
+        <w:shd w:val="clear" w:fill="F2F2F3"/>
+      </w:pPr>
+      <w:r>
+        <w:rPr>
+          <w:rFonts w:ascii="Consolas" w:hAnsi="Consolas" w:eastAsia="Consolas"/>
+          <w:b w:val="0"/>
+          <w:color w:val="2B2B2B"/>
+          <w:sz w:val="18"/>
+        </w:rPr>
+        <w:t xml:space="preserve">   | factura          |          |           |                 |         |</w:t>
+      </w:r>
+    </w:p>
+    <w:p>
+      <w:pPr>
+        <w:spacing w:after="0"/>
+        <w:shd w:val="clear" w:fill="F2F2F3"/>
+      </w:pPr>
+      <w:r>
+        <w:rPr>
+          <w:rFonts w:ascii="Consolas" w:hAnsi="Consolas" w:eastAsia="Consolas"/>
+          <w:b w:val="0"/>
+          <w:color w:val="2B2B2B"/>
+          <w:sz w:val="18"/>
+        </w:rPr>
+        <w:t xml:space="preserve">   | detalle_factura  |          |           |                 |         |</w:t>
+      </w:r>
+    </w:p>
+    <w:p>
+      <w:pPr>
+        <w:spacing w:after="0"/>
+        <w:shd w:val="clear" w:fill="F2F2F3"/>
+      </w:pPr>
+      <w:r>
+        <w:rPr>
+          <w:rFonts w:ascii="Consolas" w:hAnsi="Consolas" w:eastAsia="Consolas"/>
+          <w:b w:val="0"/>
+          <w:color w:val="2B2B2B"/>
+          <w:sz w:val="18"/>
+        </w:rPr>
+        <w:t xml:space="preserve">   | sp_agendar_cita  |          |           |                 |         |</w:t>
+      </w:r>
+    </w:p>
+    <w:p>
+      <w:pPr>
+        <w:spacing w:after="0"/>
+        <w:shd w:val="clear" w:fill="F2F2F3"/>
+      </w:pPr>
+      <w:r>
+        <w:rPr>
+          <w:rFonts w:ascii="Consolas" w:hAnsi="Consolas" w:eastAsia="Consolas"/>
+          <w:b w:val="0"/>
+          <w:color w:val="2B2B2B"/>
+          <w:sz w:val="18"/>
+        </w:rPr>
+        <w:t xml:space="preserve">   | sp_facturar      |          |           |                 |         |</w:t>
+      </w:r>
+    </w:p>
+    <w:p>
+      <w:pPr>
+        <w:spacing w:after="0"/>
+        <w:shd w:val="clear" w:fill="F2F2F3"/>
+      </w:pPr>
+      <w:r>
+        <w:rPr>
+          <w:rFonts w:ascii="Consolas" w:hAnsi="Consolas" w:eastAsia="Consolas"/>
+          <w:b w:val="0"/>
+          <w:color w:val="2B2B2B"/>
+          <w:sz w:val="18"/>
+        </w:rPr>
+        <w:t xml:space="preserve"> </w:t>
+      </w:r>
+    </w:p>
+    <w:p>
+      <w:pPr>
+        <w:spacing w:after="0"/>
+        <w:shd w:val="clear" w:fill="F2F2F3"/>
+      </w:pPr>
+      <w:r>
+        <w:rPr>
+          <w:rFonts w:ascii="Consolas" w:hAnsi="Consolas" w:eastAsia="Consolas"/>
+          <w:b w:val="0"/>
+          <w:color w:val="2B2B2B"/>
+          <w:sz w:val="18"/>
+        </w:rPr>
+        <w:t xml:space="preserve">   Justificacion (4 a 6 lineas, tres decisiones concretas de minimo privilegio):</w:t>
+      </w:r>
+    </w:p>
+    <w:p>
+      <w:pPr>
+        <w:spacing w:after="0"/>
+        <w:shd w:val="clear" w:fill="F2F2F3"/>
+      </w:pPr>
+      <w:r>
+        <w:rPr>
+          <w:rFonts w:ascii="Consolas" w:hAnsi="Consolas" w:eastAsia="Consolas"/>
+          <w:b w:val="0"/>
+          <w:color w:val="2B2B2B"/>
+          <w:sz w:val="18"/>
+        </w:rPr>
+        <w:t xml:space="preserve">   1. [por que ningun rol operativo tiene D] ...</w:t>
+      </w:r>
+    </w:p>
+    <w:p>
+      <w:pPr>
+        <w:spacing w:after="0"/>
+        <w:shd w:val="clear" w:fill="F2F2F3"/>
+      </w:pPr>
+      <w:r>
+        <w:rPr>
+          <w:rFonts w:ascii="Consolas" w:hAnsi="Consolas" w:eastAsia="Consolas"/>
+          <w:b w:val="0"/>
+          <w:color w:val="2B2B2B"/>
+          <w:sz w:val="18"/>
+        </w:rPr>
+        <w:t xml:space="preserve">   2. [por que auditor es de solo lectura, incluso sobre la tabla de auditoria] ...</w:t>
+      </w:r>
+    </w:p>
+    <w:p>
+      <w:pPr>
+        <w:spacing w:after="0"/>
+        <w:shd w:val="clear" w:fill="F2F2F3"/>
+      </w:pPr>
+      <w:r>
+        <w:rPr>
+          <w:rFonts w:ascii="Consolas" w:hAnsi="Consolas" w:eastAsia="Consolas"/>
+          <w:b w:val="0"/>
+          <w:color w:val="2B2B2B"/>
+          <w:sz w:val="18"/>
+        </w:rPr>
+        <w:t xml:space="preserve">   3. [por que los dos sp_ van con E y no con I] ...</w:t>
+      </w:r>
+    </w:p>
+    <w:p>
+      <w:pPr>
+        <w:spacing w:after="0"/>
+        <w:shd w:val="clear" w:fill="F2F2F3"/>
+      </w:pPr>
+      <w:r>
+        <w:rPr>
+          <w:rFonts w:ascii="Consolas" w:hAnsi="Consolas" w:eastAsia="Consolas"/>
+          <w:b w:val="0"/>
+          <w:color w:val="2B2B2B"/>
+          <w:sz w:val="18"/>
+        </w:rPr>
+        <w:t xml:space="preserve"> </w:t>
+      </w:r>
+    </w:p>
+    <w:p>
+      <w:pPr>
+        <w:spacing w:after="0"/>
+        <w:shd w:val="clear" w:fill="F2F2F3"/>
+      </w:pPr>
+      <w:r>
+        <w:rPr>
+          <w:rFonts w:ascii="Consolas" w:hAnsi="Consolas" w:eastAsia="Consolas"/>
+          <w:b w:val="0"/>
+          <w:color w:val="2B2B2B"/>
+          <w:sz w:val="18"/>
+        </w:rPr>
+        <w:t>B) POLITICA DE ALTAS Y BAJAS  —  maximo una pagina  (pregunta 5)</w:t>
+      </w:r>
+    </w:p>
+    <w:p>
+      <w:pPr>
+        <w:spacing w:after="0"/>
+        <w:shd w:val="clear" w:fill="F2F2F3"/>
+      </w:pPr>
+      <w:r>
+        <w:rPr>
+          <w:rFonts w:ascii="Consolas" w:hAnsi="Consolas" w:eastAsia="Consolas"/>
+          <w:b w:val="0"/>
+          <w:color w:val="2B2B2B"/>
+          <w:sz w:val="18"/>
+        </w:rPr>
+        <w:t xml:space="preserve">   Cada seccion se califica por tener responsable y plazo concretos, no genericos.</w:t>
+      </w:r>
+    </w:p>
+    <w:p>
+      <w:pPr>
+        <w:spacing w:after="0"/>
+        <w:shd w:val="clear" w:fill="F2F2F3"/>
+      </w:pPr>
+      <w:r>
+        <w:rPr>
+          <w:rFonts w:ascii="Consolas" w:hAnsi="Consolas" w:eastAsia="Consolas"/>
+          <w:b w:val="0"/>
+          <w:color w:val="2B2B2B"/>
+          <w:sz w:val="18"/>
+        </w:rPr>
+        <w:t xml:space="preserve"> </w:t>
+      </w:r>
+    </w:p>
+    <w:p>
+      <w:pPr>
+        <w:spacing w:after="0"/>
+        <w:shd w:val="clear" w:fill="F2F2F3"/>
+      </w:pPr>
+      <w:r>
+        <w:rPr>
+          <w:rFonts w:ascii="Consolas" w:hAnsi="Consolas" w:eastAsia="Consolas"/>
+          <w:b w:val="0"/>
+          <w:color w:val="2B2B2B"/>
+          <w:sz w:val="18"/>
+        </w:rPr>
+        <w:t xml:space="preserve">   1) ALTA</w:t>
+      </w:r>
+    </w:p>
+    <w:p>
+      <w:pPr>
+        <w:spacing w:after="0"/>
+        <w:shd w:val="clear" w:fill="F2F2F3"/>
+      </w:pPr>
+      <w:r>
+        <w:rPr>
+          <w:rFonts w:ascii="Consolas" w:hAnsi="Consolas" w:eastAsia="Consolas"/>
+          <w:b w:val="0"/>
+          <w:color w:val="2B2B2B"/>
+          <w:sz w:val="18"/>
+        </w:rPr>
+        <w:t xml:space="preserve">      Quien la solicita: [cargo]        Quien la aprueba: [cargo]</w:t>
+      </w:r>
+    </w:p>
+    <w:p>
+      <w:pPr>
+        <w:spacing w:after="0"/>
+        <w:shd w:val="clear" w:fill="F2F2F3"/>
+      </w:pPr>
+      <w:r>
+        <w:rPr>
+          <w:rFonts w:ascii="Consolas" w:hAnsi="Consolas" w:eastAsia="Consolas"/>
+          <w:b w:val="0"/>
+          <w:color w:val="2B2B2B"/>
+          <w:sz w:val="18"/>
+        </w:rPr>
+        <w:t xml:space="preserve">      Rol con el que nace la cuenta: [uno solo]</w:t>
+      </w:r>
+    </w:p>
+    <w:p>
+      <w:pPr>
+        <w:spacing w:after="0"/>
+        <w:shd w:val="clear" w:fill="F2F2F3"/>
+      </w:pPr>
+      <w:r>
+        <w:rPr>
+          <w:rFonts w:ascii="Consolas" w:hAnsi="Consolas" w:eastAsia="Consolas"/>
+          <w:b w:val="0"/>
+          <w:color w:val="2B2B2B"/>
+          <w:sz w:val="18"/>
+        </w:rPr>
+        <w:t xml:space="preserve">      Como se entrega la credencial inicial: [ ... ]   Caduca en: [ ... ]</w:t>
+      </w:r>
+    </w:p>
+    <w:p>
+      <w:pPr>
+        <w:spacing w:after="0"/>
+        <w:shd w:val="clear" w:fill="F2F2F3"/>
+      </w:pPr>
+      <w:r>
+        <w:rPr>
+          <w:rFonts w:ascii="Consolas" w:hAnsi="Consolas" w:eastAsia="Consolas"/>
+          <w:b w:val="0"/>
+          <w:color w:val="2B2B2B"/>
+          <w:sz w:val="18"/>
+        </w:rPr>
+        <w:t xml:space="preserve"> </w:t>
+      </w:r>
+    </w:p>
+    <w:p>
+      <w:pPr>
+        <w:spacing w:after="0"/>
+        <w:shd w:val="clear" w:fill="F2F2F3"/>
+      </w:pPr>
+      <w:r>
+        <w:rPr>
+          <w:rFonts w:ascii="Consolas" w:hAnsi="Consolas" w:eastAsia="Consolas"/>
+          <w:b w:val="0"/>
+          <w:color w:val="2B2B2B"/>
+          <w:sz w:val="18"/>
+        </w:rPr>
+        <w:t xml:space="preserve">   2) CAMBIO DE ROL  (recepcionista -&gt; auxiliar veterinaria)</w:t>
+      </w:r>
+    </w:p>
+    <w:p>
+      <w:pPr>
+        <w:spacing w:after="0"/>
+        <w:shd w:val="clear" w:fill="F2F2F3"/>
+      </w:pPr>
+      <w:r>
+        <w:rPr>
+          <w:rFonts w:ascii="Consolas" w:hAnsi="Consolas" w:eastAsia="Consolas"/>
+          <w:b w:val="0"/>
+          <w:color w:val="2B2B2B"/>
+          <w:sz w:val="18"/>
+        </w:rPr>
+        <w:t xml:space="preserve">      Se otorga: GRANT [ ... ] TO [ ... ];</w:t>
+      </w:r>
+    </w:p>
+    <w:p>
+      <w:pPr>
+        <w:spacing w:after="0"/>
+        <w:shd w:val="clear" w:fill="F2F2F3"/>
+      </w:pPr>
+      <w:r>
+        <w:rPr>
+          <w:rFonts w:ascii="Consolas" w:hAnsi="Consolas" w:eastAsia="Consolas"/>
+          <w:b w:val="0"/>
+          <w:color w:val="2B2B2B"/>
+          <w:sz w:val="18"/>
+        </w:rPr>
+        <w:t xml:space="preserve">      Se REVOCA: REVOKE [ ... ] FROM [ ... ];   &lt;- sin esto los permisos se acumulan</w:t>
+      </w:r>
+    </w:p>
+    <w:p>
+      <w:pPr>
+        <w:spacing w:after="0"/>
+        <w:shd w:val="clear" w:fill="F2F2F3"/>
+      </w:pPr>
+      <w:r>
+        <w:rPr>
+          <w:rFonts w:ascii="Consolas" w:hAnsi="Consolas" w:eastAsia="Consolas"/>
+          <w:b w:val="0"/>
+          <w:color w:val="2B2B2B"/>
+          <w:sz w:val="18"/>
+        </w:rPr>
+        <w:t xml:space="preserve"> </w:t>
+      </w:r>
+    </w:p>
+    <w:p>
+      <w:pPr>
+        <w:spacing w:after="0"/>
+        <w:shd w:val="clear" w:fill="F2F2F3"/>
+      </w:pPr>
+      <w:r>
+        <w:rPr>
+          <w:rFonts w:ascii="Consolas" w:hAnsi="Consolas" w:eastAsia="Consolas"/>
+          <w:b w:val="0"/>
+          <w:color w:val="2B2B2B"/>
+          <w:sz w:val="18"/>
+        </w:rPr>
+        <w:t xml:space="preserve">   3) BAJA  (el mismo dia del retiro)</w:t>
+      </w:r>
+    </w:p>
+    <w:p>
+      <w:pPr>
+        <w:spacing w:after="0"/>
+        <w:shd w:val="clear" w:fill="F2F2F3"/>
+      </w:pPr>
+      <w:r>
+        <w:rPr>
+          <w:rFonts w:ascii="Consolas" w:hAnsi="Consolas" w:eastAsia="Consolas"/>
+          <w:b w:val="0"/>
+          <w:color w:val="2B2B2B"/>
+          <w:sz w:val="18"/>
+        </w:rPr>
+        <w:t xml:space="preserve">      Paso 1 - revocar roles: [ ... ]</w:t>
+      </w:r>
+    </w:p>
+    <w:p>
+      <w:pPr>
+        <w:spacing w:after="0"/>
+        <w:shd w:val="clear" w:fill="F2F2F3"/>
+      </w:pPr>
+      <w:r>
+        <w:rPr>
+          <w:rFonts w:ascii="Consolas" w:hAnsi="Consolas" w:eastAsia="Consolas"/>
+          <w:b w:val="0"/>
+          <w:color w:val="2B2B2B"/>
+          <w:sz w:val="18"/>
+        </w:rPr>
+        <w:t xml:space="preserve">      Paso 2 - dejar la cuenta sin login: [ ... ]</w:t>
+      </w:r>
+    </w:p>
+    <w:p>
+      <w:pPr>
+        <w:spacing w:after="0"/>
+        <w:shd w:val="clear" w:fill="F2F2F3"/>
+      </w:pPr>
+      <w:r>
+        <w:rPr>
+          <w:rFonts w:ascii="Consolas" w:hAnsi="Consolas" w:eastAsia="Consolas"/>
+          <w:b w:val="0"/>
+          <w:color w:val="2B2B2B"/>
+          <w:sz w:val="18"/>
+        </w:rPr>
+        <w:t xml:space="preserve">      Paso 3 - objetos de los que era dueno: REASSIGN OWNED BY [ ... ] TO [ ... ];</w:t>
+      </w:r>
+    </w:p>
+    <w:p>
+      <w:pPr>
+        <w:spacing w:after="0"/>
+        <w:shd w:val="clear" w:fill="F2F2F3"/>
+      </w:pPr>
+      <w:r>
+        <w:rPr>
+          <w:rFonts w:ascii="Consolas" w:hAnsi="Consolas" w:eastAsia="Consolas"/>
+          <w:b w:val="0"/>
+          <w:color w:val="2B2B2B"/>
+          <w:sz w:val="18"/>
+        </w:rPr>
+        <w:t xml:space="preserve">      Traza de auditoria: se conserva [cuanto tiempo] porque [ ... ]</w:t>
+      </w:r>
+    </w:p>
+    <w:p>
+      <w:pPr>
+        <w:spacing w:after="0"/>
+        <w:shd w:val="clear" w:fill="F2F2F3"/>
+      </w:pPr>
+      <w:r>
+        <w:rPr>
+          <w:rFonts w:ascii="Consolas" w:hAnsi="Consolas" w:eastAsia="Consolas"/>
+          <w:b w:val="0"/>
+          <w:color w:val="2B2B2B"/>
+          <w:sz w:val="18"/>
+        </w:rPr>
+        <w:t xml:space="preserve"> </w:t>
+      </w:r>
+    </w:p>
+    <w:p>
+      <w:pPr>
+        <w:spacing w:after="0"/>
+        <w:shd w:val="clear" w:fill="F2F2F3"/>
+      </w:pPr>
+      <w:r>
+        <w:rPr>
+          <w:rFonts w:ascii="Consolas" w:hAnsi="Consolas" w:eastAsia="Consolas"/>
+          <w:b w:val="0"/>
+          <w:color w:val="2B2B2B"/>
+          <w:sz w:val="18"/>
+        </w:rPr>
+        <w:t xml:space="preserve">   4) REVISION PERIODICA</w:t>
+      </w:r>
+    </w:p>
+    <w:p>
+      <w:pPr>
+        <w:spacing w:after="0"/>
+        <w:shd w:val="clear" w:fill="F2F2F3"/>
+      </w:pPr>
+      <w:r>
+        <w:rPr>
+          <w:rFonts w:ascii="Consolas" w:hAnsi="Consolas" w:eastAsia="Consolas"/>
+          <w:b w:val="0"/>
+          <w:color w:val="2B2B2B"/>
+          <w:sz w:val="18"/>
+        </w:rPr>
+        <w:t xml:space="preserve">      Cada [3 / 6] meses.        Quien firma la evidencia: [cargo]</w:t>
+      </w:r>
+    </w:p>
+    <w:p>
+      <w:pPr>
+        <w:spacing w:after="0"/>
+        <w:shd w:val="clear" w:fill="F2F2F3"/>
+      </w:pPr>
+      <w:r>
+        <w:rPr>
+          <w:rFonts w:ascii="Consolas" w:hAnsi="Consolas" w:eastAsia="Consolas"/>
+          <w:b w:val="0"/>
+          <w:color w:val="2B2B2B"/>
+          <w:sz w:val="18"/>
+        </w:rPr>
+        <w:t xml:space="preserve">      Consulta con la que se saca la evidencia:</w:t>
+      </w:r>
+    </w:p>
+    <w:p>
+      <w:pPr>
+        <w:spacing w:after="0"/>
+        <w:shd w:val="clear" w:fill="F2F2F3"/>
+      </w:pPr>
+      <w:r>
+        <w:rPr>
+          <w:rFonts w:ascii="Consolas" w:hAnsi="Consolas" w:eastAsia="Consolas"/>
+          <w:b w:val="0"/>
+          <w:color w:val="2B2B2B"/>
+          <w:sz w:val="18"/>
+        </w:rPr>
+        <w:t xml:space="preserve">      SELECT ______________ FROM information_schema.______________ ;</w:t>
+      </w:r>
+    </w:p>
+    <w:p>
+      <w:pPr>
+        <w:spacing w:after="0"/>
+        <w:shd w:val="clear" w:fill="F2F2F3"/>
+      </w:pPr>
+      <w:r>
+        <w:rPr>
+          <w:rFonts w:ascii="Consolas" w:hAnsi="Consolas" w:eastAsia="Consolas"/>
+          <w:b w:val="0"/>
+          <w:color w:val="2B2B2B"/>
+          <w:sz w:val="18"/>
+        </w:rPr>
+        <w:t xml:space="preserve"> </w:t>
+      </w:r>
+    </w:p>
+    <w:p>
+      <w:pPr>
+        <w:spacing w:after="0"/>
+        <w:shd w:val="clear" w:fill="F2F2F3"/>
+      </w:pPr>
+      <w:r>
+        <w:rPr>
+          <w:rFonts w:ascii="Consolas" w:hAnsi="Consolas" w:eastAsia="Consolas"/>
+          <w:b w:val="0"/>
+          <w:color w:val="2B2B2B"/>
+          <w:sz w:val="18"/>
+        </w:rPr>
+        <w:t xml:space="preserve">   5) PRUEBA NEGATIVA Y LIMITE DEL ENTORNO</w:t>
+      </w:r>
+    </w:p>
+    <w:p>
+      <w:pPr>
+        <w:spacing w:after="0"/>
+        <w:shd w:val="clear" w:fill="F2F2F3"/>
+      </w:pPr>
+      <w:r>
+        <w:rPr>
+          <w:rFonts w:ascii="Consolas" w:hAnsi="Consolas" w:eastAsia="Consolas"/>
+          <w:b w:val="0"/>
+          <w:color w:val="2B2B2B"/>
+          <w:sz w:val="18"/>
+        </w:rPr>
+        <w:t xml:space="preserve">      Comando con el que compruebo que el privilegio NO esta:</w:t>
+      </w:r>
+    </w:p>
+    <w:p>
+      <w:pPr>
+        <w:spacing w:after="0"/>
+        <w:shd w:val="clear" w:fill="F2F2F3"/>
+      </w:pPr>
+      <w:r>
+        <w:rPr>
+          <w:rFonts w:ascii="Consolas" w:hAnsi="Consolas" w:eastAsia="Consolas"/>
+          <w:b w:val="0"/>
+          <w:color w:val="2B2B2B"/>
+          <w:sz w:val="18"/>
+        </w:rPr>
+        <w:t xml:space="preserve">        SET ROLE ____________;  -&gt;  [ sentencia que debe fallar ]  -&gt;  RESET ROLE;</w:t>
+      </w:r>
+    </w:p>
+    <w:p>
+      <w:pPr>
+        <w:spacing w:after="0"/>
+        <w:shd w:val="clear" w:fill="F2F2F3"/>
+      </w:pPr>
+      <w:r>
+        <w:rPr>
+          <w:rFonts w:ascii="Consolas" w:hAnsi="Consolas" w:eastAsia="Consolas"/>
+          <w:b w:val="0"/>
+          <w:color w:val="2B2B2B"/>
+          <w:sz w:val="18"/>
+        </w:rPr>
+        <w:t xml:space="preserve">      Error que esperaba: [ ... ]        Lo que realmente obtuve: [ ... ]</w:t>
+      </w:r>
+    </w:p>
+    <w:p>
+      <w:pPr>
+        <w:spacing w:after="0"/>
+        <w:shd w:val="clear" w:fill="F2F2F3"/>
+      </w:pPr>
+      <w:r>
+        <w:rPr>
+          <w:rFonts w:ascii="Consolas" w:hAnsi="Consolas" w:eastAsia="Consolas"/>
+          <w:b w:val="0"/>
+          <w:color w:val="2B2B2B"/>
+          <w:sz w:val="18"/>
+        </w:rPr>
+        <w:t xml:space="preserve">      Diferencia entre SET ROLE y conectarse como otro usuario: [ ... ]</w:t>
+      </w:r>
+    </w:p>
+    <w:p>
+      <w:pPr>
+        <w:spacing w:after="0"/>
+        <w:shd w:val="clear" w:fill="F2F2F3"/>
+      </w:pPr>
+      <w:r>
+        <w:rPr>
+          <w:rFonts w:ascii="Consolas" w:hAnsi="Consolas" w:eastAsia="Consolas"/>
+          <w:b w:val="0"/>
+          <w:color w:val="2B2B2B"/>
+          <w:sz w:val="18"/>
+        </w:rPr>
+        <w:t xml:space="preserve">      Lo que este entorno NO permite (un solo usuario con login): [ ... ]</w:t>
+      </w:r>
+    </w:p>
+    <w:p>
+      <w:pPr>
+        <w:spacing w:after="0"/>
+        <w:shd w:val="clear" w:fill="F2F2F3"/>
+      </w:pPr>
+      <w:r>
+        <w:rPr>
+          <w:rFonts w:ascii="Consolas" w:hAnsi="Consolas" w:eastAsia="Consolas"/>
+          <w:b w:val="0"/>
+          <w:color w:val="2B2B2B"/>
+          <w:sz w:val="18"/>
+        </w:rPr>
+        <w:t xml:space="preserve">      Si no pude correr la prueba: por que eso es una brecha de verificacion: [ ... ]</w:t>
+      </w:r>
+    </w:p>
+    <w:p>
+      <w:pPr>
+        <w:spacing w:after="0"/>
+      </w:pPr>
+      <w:r>
+        <w:rPr>
+          <w:rFonts w:ascii="Calibri" w:hAnsi="Calibri" w:eastAsia="Calibri"/>
+          <w:b w:val="0"/>
+          <w:color w:val="2B2B2B"/>
+          <w:sz w:val="12"/>
+        </w:rPr>
+        <w:t xml:space="preserve"> </w:t>
+      </w:r>
+    </w:p>
+    <w:p>
+      <w:pPr>
+        <w:spacing w:after="120"/>
+      </w:pPr>
+      <w:r>
+        <w:rPr>
+          <w:rFonts w:ascii="Calibri" w:hAnsi="Calibri" w:eastAsia="Calibri"/>
+          <w:b/>
+          <w:color w:val="095292"/>
+          <w:sz w:val="24"/>
+        </w:rPr>
+        <w:t>6. Entregable</w:t>
       </w:r>
     </w:p>
     <w:p>
@@ -328,7 +1222,7 @@
           <w:color w:val="095292"/>
           <w:sz w:val="24"/>
         </w:rPr>
-        <w:t>6. Criterios de exito</w:t>
+        <w:t>7. Criterios de exito</w:t>
       </w:r>
     </w:p>
     <w:p>
@@ -343,7 +1237,7 @@
           <w:color w:val="2B2B2B"/>
           <w:sz w:val="22"/>
         </w:rPr>
-        <w:t>&gt;=4 roles.</w:t>
+        <w:t>Los 4 roles creados, con sus GRANT y el REVOKE explícito de DELETE.</w:t>
       </w:r>
     </w:p>
     <w:p>
@@ -358,7 +1252,7 @@
           <w:color w:val="2B2B2B"/>
           <w:sz w:val="22"/>
         </w:rPr>
-        <w:t>Matriz privilegio x objeto.</w:t>
+        <w:t>La matriz real consultada con «information_schema.role_table_grants».</w:t>
       </w:r>
     </w:p>
     <w:p>
@@ -373,7 +1267,7 @@
           <w:color w:val="2B2B2B"/>
           <w:sz w:val="22"/>
         </w:rPr>
-        <w:t>Justificación least privilege.</w:t>
+        <w:t>Vista «v_agenda_recepcion» sin el email + «GRANT SELECT (id_dueno, nombre)».</w:t>
       </w:r>
     </w:p>
     <w:p>
@@ -388,7 +1282,7 @@
           <w:color w:val="2B2B2B"/>
           <w:sz w:val="22"/>
         </w:rPr>
-        <w:t>1 página política.</w:t>
+        <w:t>Matriz de 10 objetos x 4 roles, sin celdas vacías y consistente con los GRANT.</w:t>
       </w:r>
     </w:p>
     <w:p>
@@ -403,21 +1297,7 @@
           <w:color w:val="2B2B2B"/>
           <w:sz w:val="22"/>
         </w:rPr>
-        <w:t>Domingo 23:59.</w:t>
-      </w:r>
-    </w:p>
-    <w:p>
-      <w:pPr>
-        <w:spacing w:after="120"/>
-      </w:pPr>
-      <w:r>
-        <w:rPr>
-          <w:rFonts w:ascii="Calibri" w:hAnsi="Calibri" w:eastAsia="Calibri"/>
-          <w:b/>
-          <w:color w:val="095292"/>
-          <w:sz w:val="24"/>
-        </w:rPr>
-        <w:t>7. Pistas (checklist vacio — sin solucion)</w:t>
+        <w:t>Política de 1 página con las 5 secciones, cada una con responsable y plazo.</w:t>
       </w:r>
     </w:p>
     <w:p>
@@ -432,7 +1312,21 @@
           <w:color w:val="2B2B2B"/>
           <w:sz w:val="22"/>
         </w:rPr>
-        <w:t>□ Recepción con DELETE historial? (no)</w:t>
+        <w:t>Entrega domingo 23:59.</w:t>
+      </w:r>
+    </w:p>
+    <w:p>
+      <w:pPr>
+        <w:spacing w:after="120"/>
+      </w:pPr>
+      <w:r>
+        <w:rPr>
+          <w:rFonts w:ascii="Calibri" w:hAnsi="Calibri" w:eastAsia="Calibri"/>
+          <w:b/>
+          <w:color w:val="095292"/>
+          <w:sz w:val="24"/>
+        </w:rPr>
+        <w:t>8. Pistas (checklist vacio — sin solucion)</w:t>
       </w:r>
     </w:p>
     <w:p>
@@ -447,7 +1341,7 @@
           <w:color w:val="2B2B2B"/>
           <w:sz w:val="22"/>
         </w:rPr>
-        <w:t>□ Auditor solo SELECT?</w:t>
+        <w:t>□ ¿Los 4 roles con el nombre exacto, en minúscula y con «veterinario_rol»?</w:t>
       </w:r>
     </w:p>
     <w:p>
@@ -462,7 +1356,67 @@
           <w:color w:val="2B2B2B"/>
           <w:sz w:val="22"/>
         </w:rPr>
-        <w:t>□ DDL separado?</w:t>
+        <w:t>□ ¿«recepcion» sin DELETE en ninguna tabla, y el REVOKE escrito aunque sea redundante?</w:t>
+      </w:r>
+    </w:p>
+    <w:p>
+      <w:pPr>
+        <w:pStyle w:val="ListBullet"/>
+        <w:spacing w:after="40"/>
+      </w:pPr>
+      <w:r>
+        <w:rPr>
+          <w:rFonts w:ascii="Calibri" w:hAnsi="Calibri" w:eastAsia="Calibri"/>
+          <w:b w:val="0"/>
+          <w:color w:val="2B2B2B"/>
+          <w:sz w:val="22"/>
+        </w:rPr>
+        <w:t>□ ¿«auditor» solo con SELECT?</w:t>
+      </w:r>
+    </w:p>
+    <w:p>
+      <w:pPr>
+        <w:pStyle w:val="ListBullet"/>
+        <w:spacing w:after="40"/>
+      </w:pPr>
+      <w:r>
+        <w:rPr>
+          <w:rFonts w:ascii="Calibri" w:hAnsi="Calibri" w:eastAsia="Calibri"/>
+          <w:b w:val="0"/>
+          <w:color w:val="2B2B2B"/>
+          <w:sz w:val="22"/>
+        </w:rPr>
+        <w:t>□ ¿La vista deja fuera el email, y «column_privileges» devuelve exactamente 2 filas?</w:t>
+      </w:r>
+    </w:p>
+    <w:p>
+      <w:pPr>
+        <w:pStyle w:val="ListBullet"/>
+        <w:spacing w:after="40"/>
+      </w:pPr>
+      <w:r>
+        <w:rPr>
+          <w:rFonts w:ascii="Calibri" w:hAnsi="Calibri" w:eastAsia="Calibri"/>
+          <w:b w:val="0"/>
+          <w:color w:val="2B2B2B"/>
+          <w:sz w:val="22"/>
+        </w:rPr>
+        <w:t>□ ¿La matriz tiene las 10 filas llenas y los «sp_» con E, no con S ni I?</w:t>
+      </w:r>
+    </w:p>
+    <w:p>
+      <w:pPr>
+        <w:pStyle w:val="ListBullet"/>
+        <w:spacing w:after="40"/>
+      </w:pPr>
+      <w:r>
+        <w:rPr>
+          <w:rFonts w:ascii="Calibri" w:hAnsi="Calibri" w:eastAsia="Calibri"/>
+          <w:b w:val="0"/>
+          <w:color w:val="2B2B2B"/>
+          <w:sz w:val="22"/>
+        </w:rPr>
+        <w:t>□ ¿La política dice quién aprueba y en cuánto tiempo, y trae la prueba negativa con «SET ROLE»?</w:t>
       </w:r>
     </w:p>
     <w:p>
@@ -476,7 +1430,7 @@
           <w:color w:val="095292"/>
           <w:sz w:val="24"/>
         </w:rPr>
-        <w:t>8. Entrega</w:t>
+        <w:t>9. Entrega</w:t>
       </w:r>
     </w:p>
     <w:p>
@@ -513,7 +1467,7 @@
           <w:color w:val="095292"/>
           <w:sz w:val="24"/>
         </w:rPr>
-        <w:t>9. Que vas a resolver en ExamLab</w:t>
+        <w:t>10. Que vas a resolver en ExamLab</w:t>
       </w:r>
     </w:p>
     <w:p>
@@ -701,7 +1655,7 @@
           <w:color w:val="2B2B2B"/>
           <w:sz w:val="22"/>
         </w:rPr>
-        <w:t xml:space="preserve"> Politica de altas y bajas de usuarios (y limites del entorno).</w:t>
+        <w:t xml:space="preserve"> Politica de altas y bajas de usuarios (y la prueba negativa).</w:t>
       </w:r>
     </w:p>
     <w:p>
